--- a/1госп/4 Решение задач с использованием MSExcel.docx
+++ b/1госп/4 Решение задач с использованием MSExcel.docx
@@ -2302,18 +2302,6 @@
     </w:p>
     <w:p>
       <w:pPr>
-        <w:spacing w:after="0" w:line="240" w:lineRule="auto"/>
-        <w:ind w:firstLine="709"/>
-        <w:jc w:val="center"/>
-        <w:rPr>
-          <w:rFonts w:ascii="Times New Roman" w:hAnsi="Times New Roman" w:cs="Times New Roman"/>
-          <w:sz w:val="32"/>
-          <w:szCs w:val="32"/>
-        </w:rPr>
-      </w:pPr>
-    </w:p>
-    <w:p>
-      <w:pPr>
         <w:shd w:val="clear" w:color="auto" w:fill="FFFFFF"/>
         <w:autoSpaceDE w:val="0"/>
         <w:autoSpaceDN w:val="0"/>
@@ -2339,6 +2327,7 @@
           <w:szCs w:val="32"/>
           <w:lang w:eastAsia="ru-RU"/>
         </w:rPr>
+        <w:lastRenderedPageBreak/>
         <w:t xml:space="preserve">Задание 3. </w:t>
       </w:r>
       <w:r>
@@ -3628,31 +3617,6 @@
         <w:rPr>
           <w:rFonts w:ascii="Times New Roman" w:eastAsia="Times New Roman" w:hAnsi="Times New Roman" w:cs="Times New Roman"/>
           <w:b/>
-          <w:color w:val="333333"/>
-          <w:sz w:val="28"/>
-          <w:szCs w:val="28"/>
-          <w:shd w:val="clear" w:color="auto" w:fill="FFFFFF"/>
-          <w:lang w:eastAsia="ru-RU"/>
-        </w:rPr>
-        <w:lastRenderedPageBreak/>
-        <w:t>Задание 4</w:t>
-      </w:r>
-      <w:r>
-        <w:rPr>
-          <w:rFonts w:ascii="Times New Roman" w:eastAsia="Times New Roman" w:hAnsi="Times New Roman" w:cs="Times New Roman"/>
-          <w:b/>
-          <w:color w:val="333333"/>
-          <w:sz w:val="28"/>
-          <w:szCs w:val="28"/>
-          <w:shd w:val="clear" w:color="auto" w:fill="FFFFFF"/>
-          <w:lang w:eastAsia="ru-RU"/>
-        </w:rPr>
-        <w:t xml:space="preserve"> </w:t>
-      </w:r>
-      <w:r>
-        <w:rPr>
-          <w:rFonts w:ascii="Times New Roman" w:eastAsia="Times New Roman" w:hAnsi="Times New Roman" w:cs="Times New Roman"/>
-          <w:b/>
           <w:i/>
           <w:color w:val="333333"/>
           <w:sz w:val="28"/>
@@ -3660,19 +3624,58 @@
           <w:shd w:val="clear" w:color="auto" w:fill="FFFFFF"/>
           <w:lang w:eastAsia="ru-RU"/>
         </w:rPr>
-        <w:t>дополнительно</w:t>
-      </w:r>
-      <w:r>
-        <w:rPr>
-          <w:rFonts w:ascii="Times New Roman" w:eastAsia="Times New Roman" w:hAnsi="Times New Roman" w:cs="Times New Roman"/>
-          <w:b/>
+        <w:lastRenderedPageBreak/>
+        <w:t>Д</w:t>
+      </w:r>
+      <w:r>
+        <w:rPr>
+          <w:rFonts w:ascii="Times New Roman" w:eastAsia="Times New Roman" w:hAnsi="Times New Roman" w:cs="Times New Roman"/>
+          <w:b/>
+          <w:i/>
           <w:color w:val="333333"/>
           <w:sz w:val="28"/>
           <w:szCs w:val="28"/>
           <w:shd w:val="clear" w:color="auto" w:fill="FFFFFF"/>
           <w:lang w:eastAsia="ru-RU"/>
         </w:rPr>
-        <w:t>.</w:t>
+        <w:t>ополнительно</w:t>
+      </w:r>
+      <w:r>
+        <w:rPr>
+          <w:rFonts w:ascii="Times New Roman" w:eastAsia="Times New Roman" w:hAnsi="Times New Roman" w:cs="Times New Roman"/>
+          <w:b/>
+          <w:i/>
+          <w:color w:val="333333"/>
+          <w:sz w:val="28"/>
+          <w:szCs w:val="28"/>
+          <w:shd w:val="clear" w:color="auto" w:fill="FFFFFF"/>
+          <w:lang w:eastAsia="ru-RU"/>
+        </w:rPr>
+        <w:t>:</w:t>
+      </w:r>
+      <w:r>
+        <w:rPr>
+          <w:rFonts w:ascii="Times New Roman" w:eastAsia="Times New Roman" w:hAnsi="Times New Roman" w:cs="Times New Roman"/>
+          <w:b/>
+          <w:color w:val="333333"/>
+          <w:sz w:val="28"/>
+          <w:szCs w:val="28"/>
+          <w:shd w:val="clear" w:color="auto" w:fill="FFFFFF"/>
+          <w:lang w:eastAsia="ru-RU"/>
+        </w:rPr>
+        <w:t xml:space="preserve"> </w:t>
+      </w:r>
+      <w:r>
+        <w:rPr>
+          <w:rFonts w:ascii="Times New Roman" w:eastAsia="Times New Roman" w:hAnsi="Times New Roman" w:cs="Times New Roman"/>
+          <w:b/>
+          <w:color w:val="333333"/>
+          <w:sz w:val="28"/>
+          <w:szCs w:val="28"/>
+          <w:shd w:val="clear" w:color="auto" w:fill="FFFFFF"/>
+          <w:lang w:eastAsia="ru-RU"/>
+        </w:rPr>
+        <w:t>Задание 4.</w:t>
       </w:r>
       <w:r>
         <w:rPr>
